--- a/en/wisdom-stories/thought-word-and-deed.docx
+++ b/en/wisdom-stories/thought-word-and-deed.docx
@@ -79,7 +79,7 @@
         <w:rPr>
           <w:lang/>
         </w:rPr>
-        <w:t>Honour your values, for they guide your choices, and your choices shape your life.</w:t>
+        <w:t xml:space="preserve">Honor your values, for they guide your choices, and your choices shape your life.</w:t>
       </w:r>
     </w:p>
     <w:p>
